--- a/applications_generated/salesforce_software_engineer_intern/ATS_RESUME.docx
+++ b/applications_generated/salesforce_software_engineer_intern/ATS_RESUME.docx
@@ -594,31 +594,31 @@
       </w:rPr>
     </w:lvl>
   </w:abstractNum>
-  <w:num w:numId="1" w16cid:durableId="542207798">
+  <w:num w:numId="1" w16cid:durableId="1299652449">
     <w:abstractNumId w:val="8"/>
   </w:num>
-  <w:num w:numId="2" w16cid:durableId="93136078">
+  <w:num w:numId="2" w16cid:durableId="141427540">
     <w:abstractNumId w:val="6"/>
   </w:num>
-  <w:num w:numId="3" w16cid:durableId="147944688">
+  <w:num w:numId="3" w16cid:durableId="1831410952">
     <w:abstractNumId w:val="5"/>
   </w:num>
-  <w:num w:numId="4" w16cid:durableId="1940989464">
+  <w:num w:numId="4" w16cid:durableId="1323971799">
     <w:abstractNumId w:val="4"/>
   </w:num>
-  <w:num w:numId="5" w16cid:durableId="1870027840">
+  <w:num w:numId="5" w16cid:durableId="1644652460">
     <w:abstractNumId w:val="7"/>
   </w:num>
-  <w:num w:numId="6" w16cid:durableId="977614647">
+  <w:num w:numId="6" w16cid:durableId="426925080">
     <w:abstractNumId w:val="3"/>
   </w:num>
-  <w:num w:numId="7" w16cid:durableId="1125586172">
+  <w:num w:numId="7" w16cid:durableId="2018653224">
     <w:abstractNumId w:val="2"/>
   </w:num>
-  <w:num w:numId="8" w16cid:durableId="1982535107">
+  <w:num w:numId="8" w16cid:durableId="1349717389">
     <w:abstractNumId w:val="1"/>
   </w:num>
-  <w:num w:numId="9" w16cid:durableId="799224138">
+  <w:num w:numId="9" w16cid:durableId="593393370">
     <w:abstractNumId w:val="0"/>
   </w:num>
 </w:numbering>

--- a/applications_generated/salesforce_software_engineer_intern/ATS_RESUME.docx
+++ b/applications_generated/salesforce_software_engineer_intern/ATS_RESUME.docx
@@ -594,31 +594,31 @@
       </w:rPr>
     </w:lvl>
   </w:abstractNum>
-  <w:num w:numId="1" w16cid:durableId="1299652449">
+  <w:num w:numId="1" w16cid:durableId="509099372">
     <w:abstractNumId w:val="8"/>
   </w:num>
-  <w:num w:numId="2" w16cid:durableId="141427540">
+  <w:num w:numId="2" w16cid:durableId="1791167092">
     <w:abstractNumId w:val="6"/>
   </w:num>
-  <w:num w:numId="3" w16cid:durableId="1831410952">
+  <w:num w:numId="3" w16cid:durableId="383917395">
     <w:abstractNumId w:val="5"/>
   </w:num>
-  <w:num w:numId="4" w16cid:durableId="1323971799">
+  <w:num w:numId="4" w16cid:durableId="1574581372">
     <w:abstractNumId w:val="4"/>
   </w:num>
-  <w:num w:numId="5" w16cid:durableId="1644652460">
+  <w:num w:numId="5" w16cid:durableId="1518959952">
     <w:abstractNumId w:val="7"/>
   </w:num>
-  <w:num w:numId="6" w16cid:durableId="426925080">
+  <w:num w:numId="6" w16cid:durableId="1388064954">
     <w:abstractNumId w:val="3"/>
   </w:num>
-  <w:num w:numId="7" w16cid:durableId="2018653224">
+  <w:num w:numId="7" w16cid:durableId="2102025980">
     <w:abstractNumId w:val="2"/>
   </w:num>
-  <w:num w:numId="8" w16cid:durableId="1349717389">
+  <w:num w:numId="8" w16cid:durableId="1182939598">
     <w:abstractNumId w:val="1"/>
   </w:num>
-  <w:num w:numId="9" w16cid:durableId="593393370">
+  <w:num w:numId="9" w16cid:durableId="413626021">
     <w:abstractNumId w:val="0"/>
   </w:num>
 </w:numbering>
